--- a/format/md-22/02_Official_Form_Template.docx
+++ b/format/md-22/02_Official_Form_Template.docx
@@ -61,7 +61,7 @@
     </w:p>
     <w:tbl>
       <w:tblPr>
-        <w:tblW w:type="dxa" w:w="9290"/>
+        <w:tblW w:w="5000" w:type="pct"/>
         <w:jc w:val="left"/>
         <w:tblLayout w:type="fixed"/>
         <w:tblLook w:firstColumn="1" w:firstRow="1" w:lastColumn="0" w:lastRow="0" w:noHBand="0" w:noVBand="1" w:val="04A0"/>
@@ -77,7 +77,7 @@
         </w:trPr>
         <w:tc>
           <w:tcPr>
-            <w:tcW w:type="dxa" w:w="3650"/>
+            <w:tcW w:w="0" w:type="auto"/>
             <w:tcMar>
               <w:top w:w="90" w:type="dxa"/>
               <w:start w:w="110" w:type="dxa"/>
@@ -116,7 +116,7 @@
         </w:tc>
         <w:tc>
           <w:tcPr>
-            <w:tcW w:type="dxa" w:w="5640"/>
+            <w:tcW w:w="0" w:type="auto"/>
             <w:tcMar>
               <w:top w:w="90" w:type="dxa"/>
               <w:start w:w="110" w:type="dxa"/>
@@ -159,7 +159,7 @@
         </w:trPr>
         <w:tc>
           <w:tcPr>
-            <w:tcW w:type="dxa" w:w="3650"/>
+            <w:tcW w:w="0" w:type="auto"/>
             <w:tcMar>
               <w:top w:w="90" w:type="dxa"/>
               <w:start w:w="110" w:type="dxa"/>
@@ -200,7 +200,7 @@
         </w:tc>
         <w:tc>
           <w:tcPr>
-            <w:tcW w:type="dxa" w:w="5640"/>
+            <w:tcW w:w="0" w:type="auto"/>
             <w:tcMar>
               <w:top w:w="90" w:type="dxa"/>
               <w:start w:w="110" w:type="dxa"/>
@@ -243,7 +243,7 @@
         </w:trPr>
         <w:tc>
           <w:tcPr>
-            <w:tcW w:type="dxa" w:w="3650"/>
+            <w:tcW w:w="0" w:type="auto"/>
             <w:tcMar>
               <w:top w:w="90" w:type="dxa"/>
               <w:start w:w="110" w:type="dxa"/>
@@ -282,7 +282,7 @@
         </w:tc>
         <w:tc>
           <w:tcPr>
-            <w:tcW w:type="dxa" w:w="5640"/>
+            <w:tcW w:w="0" w:type="auto"/>
             <w:tcMar>
               <w:top w:w="90" w:type="dxa"/>
               <w:start w:w="110" w:type="dxa"/>
@@ -331,7 +331,7 @@
         </w:trPr>
         <w:tc>
           <w:tcPr>
-            <w:tcW w:type="dxa" w:w="3650"/>
+            <w:tcW w:w="0" w:type="auto"/>
             <w:tcMar>
               <w:top w:w="90" w:type="dxa"/>
               <w:start w:w="110" w:type="dxa"/>
@@ -370,7 +370,7 @@
         </w:tc>
         <w:tc>
           <w:tcPr>
-            <w:tcW w:type="dxa" w:w="5640"/>
+            <w:tcW w:w="0" w:type="auto"/>
             <w:tcMar>
               <w:top w:w="90" w:type="dxa"/>
               <w:start w:w="110" w:type="dxa"/>
@@ -419,7 +419,7 @@
         </w:trPr>
         <w:tc>
           <w:tcPr>
-            <w:tcW w:type="dxa" w:w="3650"/>
+            <w:tcW w:w="0" w:type="auto"/>
             <w:tcMar>
               <w:top w:w="90" w:type="dxa"/>
               <w:start w:w="110" w:type="dxa"/>
@@ -458,7 +458,7 @@
         </w:tc>
         <w:tc>
           <w:tcPr>
-            <w:tcW w:type="dxa" w:w="5640"/>
+            <w:tcW w:w="0" w:type="auto"/>
             <w:tcMar>
               <w:top w:w="90" w:type="dxa"/>
               <w:start w:w="110" w:type="dxa"/>
@@ -501,7 +501,7 @@
         </w:trPr>
         <w:tc>
           <w:tcPr>
-            <w:tcW w:type="dxa" w:w="3650"/>
+            <w:tcW w:w="0" w:type="auto"/>
             <w:tcMar>
               <w:top w:w="90" w:type="dxa"/>
               <w:start w:w="110" w:type="dxa"/>
@@ -540,7 +540,7 @@
         </w:tc>
         <w:tc>
           <w:tcPr>
-            <w:tcW w:type="dxa" w:w="5640"/>
+            <w:tcW w:w="0" w:type="auto"/>
             <w:tcMar>
               <w:top w:w="90" w:type="dxa"/>
               <w:start w:w="110" w:type="dxa"/>
@@ -583,7 +583,7 @@
         </w:trPr>
         <w:tc>
           <w:tcPr>
-            <w:tcW w:type="dxa" w:w="3650"/>
+            <w:tcW w:w="0" w:type="auto"/>
             <w:tcMar>
               <w:top w:w="90" w:type="dxa"/>
               <w:start w:w="110" w:type="dxa"/>
@@ -622,7 +622,7 @@
         </w:tc>
         <w:tc>
           <w:tcPr>
-            <w:tcW w:type="dxa" w:w="5640"/>
+            <w:tcW w:w="0" w:type="auto"/>
             <w:tcMar>
               <w:top w:w="90" w:type="dxa"/>
               <w:start w:w="110" w:type="dxa"/>
@@ -665,7 +665,7 @@
         </w:trPr>
         <w:tc>
           <w:tcPr>
-            <w:tcW w:type="dxa" w:w="3650"/>
+            <w:tcW w:w="0" w:type="auto"/>
             <w:tcMar>
               <w:top w:w="90" w:type="dxa"/>
               <w:start w:w="110" w:type="dxa"/>
@@ -704,7 +704,7 @@
         </w:tc>
         <w:tc>
           <w:tcPr>
-            <w:tcW w:type="dxa" w:w="5640"/>
+            <w:tcW w:w="0" w:type="auto"/>
             <w:tcMar>
               <w:top w:w="90" w:type="dxa"/>
               <w:start w:w="110" w:type="dxa"/>
@@ -812,7 +812,7 @@
     </w:p>
     <w:tbl>
       <w:tblPr>
-        <w:tblW w:type="dxa" w:w="9290"/>
+        <w:tblW w:w="5000" w:type="pct"/>
         <w:jc w:val="left"/>
         <w:tblLayout w:type="fixed"/>
         <w:tblLook w:firstColumn="1" w:firstRow="1" w:lastColumn="0" w:lastRow="0" w:noHBand="0" w:noVBand="1" w:val="04A0"/>
@@ -833,7 +833,7 @@
       <w:tr>
         <w:tc>
           <w:tcPr>
-            <w:tcW w:type="dxa" w:w="4645"/>
+            <w:tcW w:w="0" w:type="auto"/>
             <w:tcMar>
               <w:top w:w="90" w:type="dxa"/>
               <w:start w:w="110" w:type="dxa"/>
@@ -871,7 +871,7 @@
         </w:tc>
         <w:tc>
           <w:tcPr>
-            <w:tcW w:type="dxa" w:w="4645"/>
+            <w:tcW w:w="0" w:type="auto"/>
             <w:tcMar>
               <w:top w:w="90" w:type="dxa"/>
               <w:start w:w="110" w:type="dxa"/>
@@ -911,7 +911,7 @@
       <w:tr>
         <w:tc>
           <w:tcPr>
-            <w:tcW w:type="dxa" w:w="4645"/>
+            <w:tcW w:w="0" w:type="auto"/>
             <w:tcMar>
               <w:top w:w="90" w:type="dxa"/>
               <w:start w:w="110" w:type="dxa"/>
@@ -949,7 +949,7 @@
         </w:tc>
         <w:tc>
           <w:tcPr>
-            <w:tcW w:type="dxa" w:w="4645"/>
+            <w:tcW w:w="0" w:type="auto"/>
             <w:tcMar>
               <w:top w:w="90" w:type="dxa"/>
               <w:start w:w="110" w:type="dxa"/>
@@ -989,7 +989,7 @@
       <w:tr>
         <w:tc>
           <w:tcPr>
-            <w:tcW w:type="dxa" w:w="4645"/>
+            <w:tcW w:w="0" w:type="auto"/>
             <w:tcMar>
               <w:top w:w="90" w:type="dxa"/>
               <w:start w:w="110" w:type="dxa"/>
@@ -1026,7 +1026,7 @@
         </w:tc>
         <w:tc>
           <w:tcPr>
-            <w:tcW w:type="dxa" w:w="4645"/>
+            <w:tcW w:w="0" w:type="auto"/>
             <w:tcMar>
               <w:top w:w="90" w:type="dxa"/>
               <w:start w:w="110" w:type="dxa"/>
@@ -1066,7 +1066,7 @@
       <w:tr>
         <w:tc>
           <w:tcPr>
-            <w:tcW w:type="dxa" w:w="4645"/>
+            <w:tcW w:w="0" w:type="auto"/>
             <w:tcMar>
               <w:top w:w="90" w:type="dxa"/>
               <w:start w:w="110" w:type="dxa"/>
@@ -1103,7 +1103,7 @@
         </w:tc>
         <w:tc>
           <w:tcPr>
-            <w:tcW w:type="dxa" w:w="4645"/>
+            <w:tcW w:w="0" w:type="auto"/>
             <w:tcMar>
               <w:top w:w="90" w:type="dxa"/>
               <w:start w:w="110" w:type="dxa"/>
@@ -1182,7 +1182,7 @@
     </w:p>
     <w:tbl>
       <w:tblPr>
-        <w:tblW w:type="dxa" w:w="9290"/>
+        <w:tblW w:w="5000" w:type="pct"/>
         <w:jc w:val="left"/>
         <w:tblLayout w:type="fixed"/>
         <w:tblLook w:firstColumn="1" w:firstRow="1" w:lastColumn="0" w:lastRow="0" w:noHBand="0" w:noVBand="1" w:val="04A0"/>
@@ -1200,7 +1200,7 @@
         </w:trPr>
         <w:tc>
           <w:tcPr>
-            <w:tcW w:type="dxa" w:w="700"/>
+            <w:tcW w:w="0" w:type="auto"/>
             <w:tcMar>
               <w:top w:w="90" w:type="dxa"/>
               <w:start w:w="110" w:type="dxa"/>
@@ -1239,7 +1239,7 @@
         </w:tc>
         <w:tc>
           <w:tcPr>
-            <w:tcW w:type="dxa" w:w="2250"/>
+            <w:tcW w:w="0" w:type="auto"/>
             <w:tcMar>
               <w:top w:w="90" w:type="dxa"/>
               <w:start w:w="110" w:type="dxa"/>
@@ -1278,7 +1278,7 @@
         </w:tc>
         <w:tc>
           <w:tcPr>
-            <w:tcW w:type="dxa" w:w="3700"/>
+            <w:tcW w:w="0" w:type="auto"/>
             <w:tcMar>
               <w:top w:w="90" w:type="dxa"/>
               <w:start w:w="110" w:type="dxa"/>
@@ -1317,7 +1317,7 @@
         </w:tc>
         <w:tc>
           <w:tcPr>
-            <w:tcW w:type="dxa" w:w="2640"/>
+            <w:tcW w:w="0" w:type="auto"/>
             <w:tcMar>
               <w:top w:w="90" w:type="dxa"/>
               <w:start w:w="110" w:type="dxa"/>
@@ -1361,7 +1361,7 @@
         </w:trPr>
         <w:tc>
           <w:tcPr>
-            <w:tcW w:type="dxa" w:w="700"/>
+            <w:tcW w:w="0" w:type="auto"/>
             <w:tcMar>
               <w:top w:w="90" w:type="dxa"/>
               <w:start w:w="110" w:type="dxa"/>
@@ -1410,7 +1410,7 @@
         </w:tc>
         <w:tc>
           <w:tcPr>
-            <w:tcW w:type="dxa" w:w="2250"/>
+            <w:tcW w:w="0" w:type="auto"/>
             <w:tcMar>
               <w:top w:w="90" w:type="dxa"/>
               <w:start w:w="110" w:type="dxa"/>
@@ -1448,7 +1448,7 @@
         </w:tc>
         <w:tc>
           <w:tcPr>
-            <w:tcW w:type="dxa" w:w="3700"/>
+            <w:tcW w:w="0" w:type="auto"/>
             <w:tcMar>
               <w:top w:w="90" w:type="dxa"/>
               <w:start w:w="110" w:type="dxa"/>
@@ -1486,7 +1486,7 @@
         </w:tc>
         <w:tc>
           <w:tcPr>
-            <w:tcW w:type="dxa" w:w="2640"/>
+            <w:tcW w:w="0" w:type="auto"/>
             <w:tcMar>
               <w:top w:w="90" w:type="dxa"/>
               <w:start w:w="110" w:type="dxa"/>
@@ -1563,7 +1563,7 @@
     </w:p>
     <w:tbl>
       <w:tblPr>
-        <w:tblW w:type="dxa" w:w="9290"/>
+        <w:tblW w:w="5000" w:type="pct"/>
         <w:jc w:val="left"/>
         <w:tblLayout w:type="fixed"/>
         <w:tblLook w:firstColumn="1" w:firstRow="1" w:lastColumn="0" w:lastRow="0" w:noHBand="0" w:noVBand="1" w:val="04A0"/>
@@ -1581,7 +1581,7 @@
         </w:trPr>
         <w:tc>
           <w:tcPr>
-            <w:tcW w:type="dxa" w:w="650"/>
+            <w:tcW w:w="0" w:type="auto"/>
             <w:tcMar>
               <w:top w:w="90" w:type="dxa"/>
               <w:start w:w="110" w:type="dxa"/>
@@ -1620,7 +1620,7 @@
         </w:tc>
         <w:tc>
           <w:tcPr>
-            <w:tcW w:type="dxa" w:w="3300"/>
+            <w:tcW w:w="0" w:type="auto"/>
             <w:tcMar>
               <w:top w:w="90" w:type="dxa"/>
               <w:start w:w="110" w:type="dxa"/>
@@ -1659,7 +1659,7 @@
         </w:tc>
         <w:tc>
           <w:tcPr>
-            <w:tcW w:type="dxa" w:w="2750"/>
+            <w:tcW w:w="0" w:type="auto"/>
             <w:tcMar>
               <w:top w:w="90" w:type="dxa"/>
               <w:start w:w="110" w:type="dxa"/>
@@ -1698,7 +1698,7 @@
         </w:tc>
         <w:tc>
           <w:tcPr>
-            <w:tcW w:type="dxa" w:w="2590"/>
+            <w:tcW w:w="0" w:type="auto"/>
             <w:tcMar>
               <w:top w:w="90" w:type="dxa"/>
               <w:start w:w="110" w:type="dxa"/>
@@ -1742,7 +1742,7 @@
         </w:trPr>
         <w:tc>
           <w:tcPr>
-            <w:tcW w:type="dxa" w:w="650"/>
+            <w:tcW w:w="0" w:type="auto"/>
             <w:tcMar>
               <w:top w:w="90" w:type="dxa"/>
               <w:start w:w="110" w:type="dxa"/>
@@ -1791,7 +1791,7 @@
         </w:tc>
         <w:tc>
           <w:tcPr>
-            <w:tcW w:type="dxa" w:w="3300"/>
+            <w:tcW w:w="0" w:type="auto"/>
             <w:tcMar>
               <w:top w:w="90" w:type="dxa"/>
               <w:start w:w="110" w:type="dxa"/>
@@ -1829,7 +1829,7 @@
         </w:tc>
         <w:tc>
           <w:tcPr>
-            <w:tcW w:type="dxa" w:w="2750"/>
+            <w:tcW w:w="0" w:type="auto"/>
             <w:tcMar>
               <w:top w:w="90" w:type="dxa"/>
               <w:start w:w="110" w:type="dxa"/>
@@ -1867,7 +1867,7 @@
         </w:tc>
         <w:tc>
           <w:tcPr>
-            <w:tcW w:type="dxa" w:w="2590"/>
+            <w:tcW w:w="0" w:type="auto"/>
             <w:tcMar>
               <w:top w:w="90" w:type="dxa"/>
               <w:start w:w="110" w:type="dxa"/>
